--- a/paper/paper.docx
+++ b/paper/paper.docx
@@ -41,34 +41,6 @@
     </w:p>
     <w:p>
       <w:pPr>
-        <w:bidi/>
-        <w:jc w:val="center"/>
-        <w:rPr>
-          <w:rFonts w:hint="cs"/>
-          <w:sz w:val="72"/>
-          <w:szCs w:val="72"/>
-          <w:rtl/>
-        </w:rPr>
-      </w:pPr>
-      <w:r>
-        <w:rPr>
-          <w:rFonts w:hint="cs"/>
-          <w:sz w:val="72"/>
-          <w:szCs w:val="72"/>
-          <w:rtl/>
-        </w:rPr>
-        <w:t xml:space="preserve">עותק </w:t>
-      </w:r>
-      <w:r>
-        <w:rPr>
-          <w:sz w:val="72"/>
-          <w:szCs w:val="72"/>
-        </w:rPr>
-        <w:t>3</w:t>
-      </w:r>
-    </w:p>
-    <w:p>
-      <w:pPr>
         <w:pBdr>
           <w:bottom w:val="single" w:sz="6" w:space="1" w:color="auto"/>
         </w:pBdr>
@@ -84,7 +56,28 @@
           <w:sz w:val="28"/>
           <w:szCs w:val="28"/>
         </w:rPr>
-        <w:t>12/07/2024</w:t>
+        <w:t>24</w:t>
+      </w:r>
+      <w:r>
+        <w:rPr>
+          <w:sz w:val="28"/>
+          <w:szCs w:val="28"/>
+        </w:rPr>
+        <w:t>/</w:t>
+      </w:r>
+      <w:r>
+        <w:rPr>
+          <w:sz w:val="28"/>
+          <w:szCs w:val="28"/>
+        </w:rPr>
+        <w:t>12</w:t>
+      </w:r>
+      <w:r>
+        <w:rPr>
+          <w:sz w:val="28"/>
+          <w:szCs w:val="28"/>
+        </w:rPr>
+        <w:t>/2024</w:t>
       </w:r>
     </w:p>
     <w:p>
@@ -96,216 +89,2219 @@
           <w:szCs w:val="24"/>
         </w:rPr>
       </w:pPr>
-    </w:p>
-    <w:p>
-      <w:pPr>
-        <w:bidi/>
-        <w:jc w:val="center"/>
-        <w:rPr>
-          <w:sz w:val="36"/>
-          <w:szCs w:val="36"/>
-          <w:rtl/>
-        </w:rPr>
-      </w:pPr>
       <w:r>
         <w:rPr>
-          <w:rFonts w:hint="cs"/>
-          <w:sz w:val="36"/>
-          <w:szCs w:val="36"/>
-          <w:rtl/>
+          <w:noProof/>
+          <w:sz w:val="28"/>
+          <w:szCs w:val="28"/>
         </w:rPr>
-        <w:t>הצעות חוק:</w:t>
+        <mc:AlternateContent>
+          <mc:Choice Requires="wps">
+            <w:drawing>
+              <wp:anchor distT="0" distB="0" distL="114300" distR="114300" simplePos="0" relativeHeight="251661312" behindDoc="0" locked="0" layoutInCell="1" allowOverlap="1" wp14:anchorId="1BF227D3" wp14:editId="4305C424">
+                <wp:simplePos x="0" y="0"/>
+                <wp:positionH relativeFrom="margin">
+                  <wp:align>left</wp:align>
+                </wp:positionH>
+                <wp:positionV relativeFrom="paragraph">
+                  <wp:posOffset>40005</wp:posOffset>
+                </wp:positionV>
+                <wp:extent cx="3855720" cy="3759200"/>
+                <wp:effectExtent l="0" t="0" r="11430" b="12700"/>
+                <wp:wrapNone/>
+                <wp:docPr id="1378587727" name="מלבן 2"/>
+                <wp:cNvGraphicFramePr/>
+                <a:graphic xmlns:a="http://schemas.openxmlformats.org/drawingml/2006/main">
+                  <a:graphicData uri="http://schemas.microsoft.com/office/word/2010/wordprocessingShape">
+                    <wps:wsp>
+                      <wps:cNvSpPr/>
+                      <wps:spPr>
+                        <a:xfrm>
+                          <a:off x="0" y="0"/>
+                          <a:ext cx="3855720" cy="3759200"/>
+                        </a:xfrm>
+                        <a:prstGeom prst="rect">
+                          <a:avLst/>
+                        </a:prstGeom>
+                        <a:solidFill>
+                          <a:schemeClr val="bg1"/>
+                        </a:solidFill>
+                      </wps:spPr>
+                      <wps:style>
+                        <a:lnRef idx="2">
+                          <a:schemeClr val="dk1">
+                            <a:shade val="15000"/>
+                          </a:schemeClr>
+                        </a:lnRef>
+                        <a:fillRef idx="1">
+                          <a:schemeClr val="dk1"/>
+                        </a:fillRef>
+                        <a:effectRef idx="0">
+                          <a:schemeClr val="dk1"/>
+                        </a:effectRef>
+                        <a:fontRef idx="minor">
+                          <a:schemeClr val="lt1"/>
+                        </a:fontRef>
+                      </wps:style>
+                      <wps:txbx>
+                        <w:txbxContent>
+                          <w:p>
+                            <w:pPr>
+                              <w:pBdr>
+                                <w:bottom w:val="single" w:sz="6" w:space="1" w:color="auto"/>
+                              </w:pBdr>
+                              <w:bidi/>
+                              <w:jc w:val="center"/>
+                              <w:rPr>
+                                <w:color w:val="000000" w:themeColor="text1"/>
+                                <w:rtl/>
+                              </w:rPr>
+                            </w:pPr>
+                            <w:r>
+                              <w:rPr>
+                                <w:rFonts w:hint="cs"/>
+                                <w:color w:val="000000" w:themeColor="text1"/>
+                                <w:rtl/>
+                              </w:rPr>
+                              <w:t>כתבה מספר 1:</w:t>
+                            </w:r>
+                          </w:p>
+                          <w:p>
+                            <w:pPr>
+                              <w:bidi/>
+                              <w:jc w:val="center"/>
+                              <w:rPr>
+                                <w:rFonts w:hint="cs"/>
+                                <w:color w:val="000000" w:themeColor="text1"/>
+                                <w:rtl/>
+                              </w:rPr>
+                            </w:pPr>
+                            <w:r>
+                              <w:rPr>
+                                <w:rFonts w:hint="cs"/>
+                                <w:color w:val="000000" w:themeColor="text1"/>
+                                <w:rtl/>
+                              </w:rPr>
+                              <w:t>כתבה רנדומלית אל משהו רנדומלי</w:t>
+                            </w:r>
+                          </w:p>
+                          <w:p>
+                            <w:pPr>
+                              <w:bidi/>
+                              <w:jc w:val="center"/>
+                              <w:rPr>
+                                <w:rFonts w:hint="cs"/>
+                                <w:color w:val="000000" w:themeColor="text1"/>
+                                <w:rtl/>
+                              </w:rPr>
+                            </w:pPr>
+                          </w:p>
+                        </w:txbxContent>
+                      </wps:txbx>
+                      <wps:bodyPr rot="0" spcFirstLastPara="0" vertOverflow="overflow" horzOverflow="overflow" vert="horz" wrap="square" lIns="91440" tIns="45720" rIns="91440" bIns="45720" numCol="1" spcCol="0" rtlCol="0" fromWordArt="0" anchor="t" anchorCtr="0" forceAA="0" compatLnSpc="1">
+                        <a:prstTxWarp prst="textNoShape">
+                          <a:avLst/>
+                        </a:prstTxWarp>
+                        <a:noAutofit/>
+                      </wps:bodyPr>
+                    </wps:wsp>
+                  </a:graphicData>
+                </a:graphic>
+                <wp14:sizeRelH relativeFrom="margin">
+                  <wp14:pctWidth>0</wp14:pctWidth>
+                </wp14:sizeRelH>
+                <wp14:sizeRelV relativeFrom="margin">
+                  <wp14:pctHeight>0</wp14:pctHeight>
+                </wp14:sizeRelV>
+              </wp:anchor>
+            </w:drawing>
+          </mc:Choice>
+          <mc:Fallback>
+            <w:pict>
+              <v:rect w14:anchorId="1BF227D3" id="מלבן 2" o:spid="_x0000_s1026" style="position:absolute;margin-left:0;margin-top:3.15pt;width:303.6pt;height:296pt;z-index:251661312;visibility:visible;mso-wrap-style:square;mso-width-percent:0;mso-height-percent:0;mso-wrap-distance-left:9pt;mso-wrap-distance-top:0;mso-wrap-distance-right:9pt;mso-wrap-distance-bottom:0;mso-position-horizontal:left;mso-position-horizontal-relative:margin;mso-position-vertical:absolute;mso-position-vertical-relative:text;mso-width-percent:0;mso-height-percent:0;mso-width-relative:margin;mso-height-relative:margin;v-text-anchor:top" o:gfxdata="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" fillcolor="white [3212]" strokecolor="black [480]" strokeweight="1pt">
+                <v:textbox>
+                  <w:txbxContent>
+                    <w:p>
+                      <w:pPr>
+                        <w:pBdr>
+                          <w:bottom w:val="single" w:sz="6" w:space="1" w:color="auto"/>
+                        </w:pBdr>
+                        <w:bidi/>
+                        <w:jc w:val="center"/>
+                        <w:rPr>
+                          <w:color w:val="000000" w:themeColor="text1"/>
+                          <w:rtl/>
+                        </w:rPr>
+                      </w:pPr>
+                      <w:r>
+                        <w:rPr>
+                          <w:rFonts w:hint="cs"/>
+                          <w:color w:val="000000" w:themeColor="text1"/>
+                          <w:rtl/>
+                        </w:rPr>
+                        <w:t>כתבה מספר 1:</w:t>
+                      </w:r>
+                    </w:p>
+                    <w:p>
+                      <w:pPr>
+                        <w:bidi/>
+                        <w:jc w:val="center"/>
+                        <w:rPr>
+                          <w:rFonts w:hint="cs"/>
+                          <w:color w:val="000000" w:themeColor="text1"/>
+                          <w:rtl/>
+                        </w:rPr>
+                      </w:pPr>
+                      <w:r>
+                        <w:rPr>
+                          <w:rFonts w:hint="cs"/>
+                          <w:color w:val="000000" w:themeColor="text1"/>
+                          <w:rtl/>
+                        </w:rPr>
+                        <w:t>כתבה רנדומלית אל משהו רנדומלי</w:t>
+                      </w:r>
+                    </w:p>
+                    <w:p>
+                      <w:pPr>
+                        <w:bidi/>
+                        <w:jc w:val="center"/>
+                        <w:rPr>
+                          <w:rFonts w:hint="cs"/>
+                          <w:color w:val="000000" w:themeColor="text1"/>
+                          <w:rtl/>
+                        </w:rPr>
+                      </w:pPr>
+                    </w:p>
+                  </w:txbxContent>
+                </v:textbox>
+                <w10:wrap anchorx="margin"/>
+              </v:rect>
+            </w:pict>
+          </mc:Fallback>
+        </mc:AlternateContent>
+      </w:r>
+      <w:r>
+        <w:rPr>
+          <w:noProof/>
+          <w:sz w:val="28"/>
+          <w:szCs w:val="28"/>
+        </w:rPr>
+        <mc:AlternateContent>
+          <mc:Choice Requires="wps">
+            <w:drawing>
+              <wp:anchor distT="0" distB="0" distL="114300" distR="114300" simplePos="0" relativeHeight="251662336" behindDoc="0" locked="0" layoutInCell="1" allowOverlap="1" wp14:anchorId="001F5480" wp14:editId="43EB53FC">
+                <wp:simplePos x="0" y="0"/>
+                <wp:positionH relativeFrom="column">
+                  <wp:posOffset>4038600</wp:posOffset>
+                </wp:positionH>
+                <wp:positionV relativeFrom="paragraph">
+                  <wp:posOffset>28282</wp:posOffset>
+                </wp:positionV>
+                <wp:extent cx="1922145" cy="2519363"/>
+                <wp:effectExtent l="0" t="0" r="20955" b="14605"/>
+                <wp:wrapSquare wrapText="bothSides"/>
+                <wp:docPr id="1145303619" name="מלבן 3"/>
+                <wp:cNvGraphicFramePr/>
+                <a:graphic xmlns:a="http://schemas.openxmlformats.org/drawingml/2006/main">
+                  <a:graphicData uri="http://schemas.microsoft.com/office/word/2010/wordprocessingShape">
+                    <wps:wsp>
+                      <wps:cNvSpPr/>
+                      <wps:spPr>
+                        <a:xfrm>
+                          <a:off x="0" y="0"/>
+                          <a:ext cx="1922145" cy="2519363"/>
+                        </a:xfrm>
+                        <a:prstGeom prst="rect">
+                          <a:avLst/>
+                        </a:prstGeom>
+                        <a:noFill/>
+                      </wps:spPr>
+                      <wps:style>
+                        <a:lnRef idx="2">
+                          <a:schemeClr val="accent1">
+                            <a:shade val="15000"/>
+                          </a:schemeClr>
+                        </a:lnRef>
+                        <a:fillRef idx="1">
+                          <a:schemeClr val="accent1"/>
+                        </a:fillRef>
+                        <a:effectRef idx="0">
+                          <a:schemeClr val="accent1"/>
+                        </a:effectRef>
+                        <a:fontRef idx="minor">
+                          <a:schemeClr val="lt1"/>
+                        </a:fontRef>
+                      </wps:style>
+                      <wps:txbx>
+                        <w:txbxContent>
+                          <w:p>
+                            <w:pPr>
+                              <w:pBdr>
+                                <w:bottom w:val="single" w:sz="6" w:space="1" w:color="auto"/>
+                              </w:pBdr>
+                              <w:shd w:val="clear" w:color="auto" w:fill="FFFFFF" w:themeFill="background1"/>
+                              <w:bidi/>
+                              <w:jc w:val="center"/>
+                            </w:pPr>
+                            <w:r>
+                              <w:rPr>
+                                <w:rFonts w:hint="cs"/>
+                                <w:rtl/>
+                              </w:rPr>
+                              <w:t>פרלמנטים והצעות חוק:</w:t>
+                            </w:r>
+                          </w:p>
+                          <w:p>
+                            <w:pPr>
+                              <w:shd w:val="clear" w:color="auto" w:fill="FFFFFF" w:themeFill="background1"/>
+                              <w:bidi/>
+                              <w:rPr>
+                                <w:sz w:val="16"/>
+                                <w:szCs w:val="16"/>
+                              </w:rPr>
+                            </w:pPr>
+                            <w:r>
+                              <w:rPr>
+                                <w:rFonts w:hint="cs"/>
+                                <w:sz w:val="16"/>
+                                <w:szCs w:val="16"/>
+                                <w:rtl/>
+                              </w:rPr>
+                              <w:t xml:space="preserve">פרלמנט אחרונה </w:t>
+                            </w:r>
+                            <w:r>
+                              <w:rPr>
+                                <w:sz w:val="16"/>
+                                <w:szCs w:val="16"/>
+                                <w:rtl/>
+                              </w:rPr>
+                              <w:t>–</w:t>
+                            </w:r>
+                            <w:r>
+                              <w:rPr>
+                                <w:rFonts w:hint="cs"/>
+                                <w:sz w:val="16"/>
+                                <w:szCs w:val="16"/>
+                                <w:rtl/>
+                              </w:rPr>
+                              <w:t xml:space="preserve"> אישור וועדת </w:t>
+                            </w:r>
+                            <w:r>
+                              <w:rPr>
+                                <w:rFonts w:hint="cs"/>
+                                <w:sz w:val="16"/>
+                                <w:szCs w:val="16"/>
+                                <w:rtl/>
+                              </w:rPr>
+                              <w:t>בידור</w:t>
+                            </w:r>
+                          </w:p>
+                          <w:p>
+                            <w:pPr>
+                              <w:shd w:val="clear" w:color="auto" w:fill="FFFFFF" w:themeFill="background1"/>
+                              <w:bidi/>
+                              <w:jc w:val="center"/>
+                              <w:rPr>
+                                <w:sz w:val="16"/>
+                                <w:szCs w:val="16"/>
+                                <w:rtl/>
+                              </w:rPr>
+                            </w:pPr>
+                            <w:r>
+                              <w:rPr>
+                                <w:rFonts w:hint="cs"/>
+                                <w:sz w:val="16"/>
+                                <w:szCs w:val="16"/>
+                                <w:rtl/>
+                              </w:rPr>
+                              <w:t xml:space="preserve">פרלמנט קרוב </w:t>
+                            </w:r>
+                            <w:r>
+                              <w:rPr>
+                                <w:sz w:val="16"/>
+                                <w:szCs w:val="16"/>
+                                <w:rtl/>
+                              </w:rPr>
+                              <w:t>–</w:t>
+                            </w:r>
+                            <w:r>
+                              <w:rPr>
+                                <w:rFonts w:hint="cs"/>
+                                <w:sz w:val="16"/>
+                                <w:szCs w:val="16"/>
+                                <w:rtl/>
+                              </w:rPr>
+                              <w:t xml:space="preserve"> </w:t>
+                            </w:r>
+                            <w:r>
+                              <w:rPr>
+                                <w:rFonts w:hint="cs"/>
+                                <w:sz w:val="16"/>
+                                <w:szCs w:val="16"/>
+                                <w:rtl/>
+                              </w:rPr>
+                              <w:t>7.1 ועדת חוקה</w:t>
+                            </w:r>
+                          </w:p>
+                          <w:p>
+                            <w:pPr>
+                              <w:shd w:val="clear" w:color="auto" w:fill="FFFFFF" w:themeFill="background1"/>
+                              <w:bidi/>
+                              <w:jc w:val="center"/>
+                              <w:rPr>
+                                <w:sz w:val="16"/>
+                                <w:szCs w:val="16"/>
+                              </w:rPr>
+                            </w:pPr>
+                            <w:r>
+                              <w:rPr>
+                                <w:rFonts w:hint="cs"/>
+                                <w:sz w:val="16"/>
+                                <w:szCs w:val="16"/>
+                                <w:rtl/>
+                              </w:rPr>
+                              <w:t xml:space="preserve">פרלמנטים הבאים </w:t>
+                            </w:r>
+                            <w:r>
+                              <w:rPr>
+                                <w:sz w:val="16"/>
+                                <w:szCs w:val="16"/>
+                                <w:rtl/>
+                              </w:rPr>
+                              <w:t>–</w:t>
+                            </w:r>
+                          </w:p>
+                          <w:p>
+                            <w:pPr>
+                              <w:shd w:val="clear" w:color="auto" w:fill="FFFFFF" w:themeFill="background1"/>
+                              <w:bidi/>
+                              <w:jc w:val="center"/>
+                              <w:rPr>
+                                <w:sz w:val="16"/>
+                                <w:szCs w:val="16"/>
+                                <w:rtl/>
+                              </w:rPr>
+                            </w:pPr>
+                            <w:r>
+                              <w:rPr>
+                                <w:rFonts w:hint="cs"/>
+                                <w:sz w:val="16"/>
+                                <w:szCs w:val="16"/>
+                                <w:rtl/>
+                              </w:rPr>
+                              <w:t>4.2 אישור חוקה</w:t>
+                            </w:r>
+                          </w:p>
+                          <w:p>
+                            <w:pPr>
+                              <w:shd w:val="clear" w:color="auto" w:fill="FFFFFF" w:themeFill="background1"/>
+                              <w:bidi/>
+                              <w:jc w:val="center"/>
+                              <w:rPr>
+                                <w:sz w:val="16"/>
+                                <w:szCs w:val="16"/>
+                                <w:rtl/>
+                              </w:rPr>
+                            </w:pPr>
+                            <w:r>
+                              <w:rPr>
+                                <w:rFonts w:hint="cs"/>
+                                <w:sz w:val="16"/>
+                                <w:szCs w:val="16"/>
+                                <w:rtl/>
+                              </w:rPr>
+                              <w:t xml:space="preserve">25.2 לא ידוע </w:t>
+                            </w:r>
+                          </w:p>
+                          <w:p>
+                            <w:pPr>
+                              <w:shd w:val="clear" w:color="auto" w:fill="FFFFFF" w:themeFill="background1"/>
+                              <w:bidi/>
+                              <w:jc w:val="center"/>
+                              <w:rPr>
+                                <w:sz w:val="16"/>
+                                <w:szCs w:val="16"/>
+                                <w:rtl/>
+                              </w:rPr>
+                            </w:pPr>
+                            <w:r>
+                              <w:rPr>
+                                <w:rFonts w:hint="cs"/>
+                                <w:sz w:val="16"/>
+                                <w:szCs w:val="16"/>
+                                <w:rtl/>
+                              </w:rPr>
+                              <w:t>28.3 לא ידוע</w:t>
+                            </w:r>
+                          </w:p>
+                          <w:p>
+                            <w:pPr>
+                              <w:shd w:val="clear" w:color="auto" w:fill="FFFFFF" w:themeFill="background1"/>
+                              <w:bidi/>
+                              <w:jc w:val="center"/>
+                              <w:rPr>
+                                <w:sz w:val="16"/>
+                                <w:szCs w:val="16"/>
+                                <w:rtl/>
+                              </w:rPr>
+                            </w:pPr>
+                            <w:r>
+                              <w:rPr>
+                                <w:rFonts w:hint="cs"/>
+                                <w:sz w:val="16"/>
+                                <w:szCs w:val="16"/>
+                                <w:rtl/>
+                              </w:rPr>
+                              <w:t>29.4 לא ידוע</w:t>
+                            </w:r>
+                          </w:p>
+                          <w:p>
+                            <w:pPr>
+                              <w:shd w:val="clear" w:color="auto" w:fill="FFFFFF" w:themeFill="background1"/>
+                              <w:bidi/>
+                              <w:jc w:val="center"/>
+                              <w:rPr>
+                                <w:sz w:val="16"/>
+                                <w:szCs w:val="16"/>
+                                <w:rtl/>
+                              </w:rPr>
+                            </w:pPr>
+                            <w:r>
+                              <w:rPr>
+                                <w:rFonts w:hint="cs"/>
+                                <w:sz w:val="16"/>
+                                <w:szCs w:val="16"/>
+                                <w:rtl/>
+                              </w:rPr>
+                              <w:t>20.5 לא ידוע</w:t>
+                            </w:r>
+                          </w:p>
+                          <w:p>
+                            <w:pPr>
+                              <w:shd w:val="clear" w:color="auto" w:fill="FFFFFF" w:themeFill="background1"/>
+                              <w:bidi/>
+                              <w:jc w:val="center"/>
+                              <w:rPr>
+                                <w:rFonts w:hint="cs"/>
+                                <w:sz w:val="16"/>
+                                <w:szCs w:val="16"/>
+                                <w:rtl/>
+                              </w:rPr>
+                            </w:pPr>
+                            <w:r>
+                              <w:rPr>
+                                <w:rFonts w:hint="cs"/>
+                                <w:sz w:val="16"/>
+                                <w:szCs w:val="16"/>
+                                <w:rtl/>
+                              </w:rPr>
+                              <w:t>3.6 לא ידוע</w:t>
+                            </w:r>
+                          </w:p>
+                          <w:p>
+                            <w:pPr>
+                              <w:shd w:val="clear" w:color="auto" w:fill="FFFFFF" w:themeFill="background1"/>
+                              <w:bidi/>
+                              <w:jc w:val="center"/>
+                              <w:rPr>
+                                <w:rFonts w:hint="cs"/>
+                                <w:sz w:val="16"/>
+                                <w:szCs w:val="16"/>
+                                <w:rtl/>
+                              </w:rPr>
+                            </w:pPr>
+                          </w:p>
+                        </w:txbxContent>
+                      </wps:txbx>
+                      <wps:bodyPr rot="0" spcFirstLastPara="0" vertOverflow="overflow" horzOverflow="overflow" vert="horz" wrap="square" lIns="91440" tIns="45720" rIns="91440" bIns="45720" numCol="1" spcCol="0" rtlCol="0" fromWordArt="0" anchor="t" anchorCtr="0" forceAA="0" compatLnSpc="1">
+                        <a:prstTxWarp prst="textNoShape">
+                          <a:avLst/>
+                        </a:prstTxWarp>
+                        <a:noAutofit/>
+                      </wps:bodyPr>
+                    </wps:wsp>
+                  </a:graphicData>
+                </a:graphic>
+                <wp14:sizeRelH relativeFrom="margin">
+                  <wp14:pctWidth>0</wp14:pctWidth>
+                </wp14:sizeRelH>
+              </wp:anchor>
+            </w:drawing>
+          </mc:Choice>
+          <mc:Fallback>
+            <w:pict>
+              <v:rect w14:anchorId="001F5480" id="מלבן 3" o:spid="_x0000_s1027" style="position:absolute;margin-left:318pt;margin-top:2.25pt;width:151.35pt;height:198.4pt;z-index:251662336;visibility:visible;mso-wrap-style:square;mso-width-percent:0;mso-wrap-distance-left:9pt;mso-wrap-distance-top:0;mso-wrap-distance-right:9pt;mso-wrap-distance-bottom:0;mso-position-horizontal:absolute;mso-position-horizontal-relative:text;mso-position-vertical:absolute;mso-position-vertical-relative:text;mso-width-percent:0;mso-width-relative:margin;v-text-anchor:top" o:gfxdata="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" filled="f" strokecolor="#030e13 [484]" strokeweight="1pt">
+                <v:textbox>
+                  <w:txbxContent>
+                    <w:p>
+                      <w:pPr>
+                        <w:pBdr>
+                          <w:bottom w:val="single" w:sz="6" w:space="1" w:color="auto"/>
+                        </w:pBdr>
+                        <w:shd w:val="clear" w:color="auto" w:fill="FFFFFF" w:themeFill="background1"/>
+                        <w:bidi/>
+                        <w:jc w:val="center"/>
+                      </w:pPr>
+                      <w:r>
+                        <w:rPr>
+                          <w:rFonts w:hint="cs"/>
+                          <w:rtl/>
+                        </w:rPr>
+                        <w:t>פרלמנטים והצעות חוק:</w:t>
+                      </w:r>
+                    </w:p>
+                    <w:p>
+                      <w:pPr>
+                        <w:shd w:val="clear" w:color="auto" w:fill="FFFFFF" w:themeFill="background1"/>
+                        <w:bidi/>
+                        <w:rPr>
+                          <w:sz w:val="16"/>
+                          <w:szCs w:val="16"/>
+                        </w:rPr>
+                      </w:pPr>
+                      <w:r>
+                        <w:rPr>
+                          <w:rFonts w:hint="cs"/>
+                          <w:sz w:val="16"/>
+                          <w:szCs w:val="16"/>
+                          <w:rtl/>
+                        </w:rPr>
+                        <w:t xml:space="preserve">פרלמנט אחרונה </w:t>
+                      </w:r>
+                      <w:r>
+                        <w:rPr>
+                          <w:sz w:val="16"/>
+                          <w:szCs w:val="16"/>
+                          <w:rtl/>
+                        </w:rPr>
+                        <w:t>–</w:t>
+                      </w:r>
+                      <w:r>
+                        <w:rPr>
+                          <w:rFonts w:hint="cs"/>
+                          <w:sz w:val="16"/>
+                          <w:szCs w:val="16"/>
+                          <w:rtl/>
+                        </w:rPr>
+                        <w:t xml:space="preserve"> אישור וועדת </w:t>
+                      </w:r>
+                      <w:r>
+                        <w:rPr>
+                          <w:rFonts w:hint="cs"/>
+                          <w:sz w:val="16"/>
+                          <w:szCs w:val="16"/>
+                          <w:rtl/>
+                        </w:rPr>
+                        <w:t>בידור</w:t>
+                      </w:r>
+                    </w:p>
+                    <w:p>
+                      <w:pPr>
+                        <w:shd w:val="clear" w:color="auto" w:fill="FFFFFF" w:themeFill="background1"/>
+                        <w:bidi/>
+                        <w:jc w:val="center"/>
+                        <w:rPr>
+                          <w:sz w:val="16"/>
+                          <w:szCs w:val="16"/>
+                          <w:rtl/>
+                        </w:rPr>
+                      </w:pPr>
+                      <w:r>
+                        <w:rPr>
+                          <w:rFonts w:hint="cs"/>
+                          <w:sz w:val="16"/>
+                          <w:szCs w:val="16"/>
+                          <w:rtl/>
+                        </w:rPr>
+                        <w:t xml:space="preserve">פרלמנט קרוב </w:t>
+                      </w:r>
+                      <w:r>
+                        <w:rPr>
+                          <w:sz w:val="16"/>
+                          <w:szCs w:val="16"/>
+                          <w:rtl/>
+                        </w:rPr>
+                        <w:t>–</w:t>
+                      </w:r>
+                      <w:r>
+                        <w:rPr>
+                          <w:rFonts w:hint="cs"/>
+                          <w:sz w:val="16"/>
+                          <w:szCs w:val="16"/>
+                          <w:rtl/>
+                        </w:rPr>
+                        <w:t xml:space="preserve"> </w:t>
+                      </w:r>
+                      <w:r>
+                        <w:rPr>
+                          <w:rFonts w:hint="cs"/>
+                          <w:sz w:val="16"/>
+                          <w:szCs w:val="16"/>
+                          <w:rtl/>
+                        </w:rPr>
+                        <w:t>7.1 ועדת חוקה</w:t>
+                      </w:r>
+                    </w:p>
+                    <w:p>
+                      <w:pPr>
+                        <w:shd w:val="clear" w:color="auto" w:fill="FFFFFF" w:themeFill="background1"/>
+                        <w:bidi/>
+                        <w:jc w:val="center"/>
+                        <w:rPr>
+                          <w:sz w:val="16"/>
+                          <w:szCs w:val="16"/>
+                        </w:rPr>
+                      </w:pPr>
+                      <w:r>
+                        <w:rPr>
+                          <w:rFonts w:hint="cs"/>
+                          <w:sz w:val="16"/>
+                          <w:szCs w:val="16"/>
+                          <w:rtl/>
+                        </w:rPr>
+                        <w:t xml:space="preserve">פרלמנטים הבאים </w:t>
+                      </w:r>
+                      <w:r>
+                        <w:rPr>
+                          <w:sz w:val="16"/>
+                          <w:szCs w:val="16"/>
+                          <w:rtl/>
+                        </w:rPr>
+                        <w:t>–</w:t>
+                      </w:r>
+                    </w:p>
+                    <w:p>
+                      <w:pPr>
+                        <w:shd w:val="clear" w:color="auto" w:fill="FFFFFF" w:themeFill="background1"/>
+                        <w:bidi/>
+                        <w:jc w:val="center"/>
+                        <w:rPr>
+                          <w:sz w:val="16"/>
+                          <w:szCs w:val="16"/>
+                          <w:rtl/>
+                        </w:rPr>
+                      </w:pPr>
+                      <w:r>
+                        <w:rPr>
+                          <w:rFonts w:hint="cs"/>
+                          <w:sz w:val="16"/>
+                          <w:szCs w:val="16"/>
+                          <w:rtl/>
+                        </w:rPr>
+                        <w:t>4.2 אישור חוקה</w:t>
+                      </w:r>
+                    </w:p>
+                    <w:p>
+                      <w:pPr>
+                        <w:shd w:val="clear" w:color="auto" w:fill="FFFFFF" w:themeFill="background1"/>
+                        <w:bidi/>
+                        <w:jc w:val="center"/>
+                        <w:rPr>
+                          <w:sz w:val="16"/>
+                          <w:szCs w:val="16"/>
+                          <w:rtl/>
+                        </w:rPr>
+                      </w:pPr>
+                      <w:r>
+                        <w:rPr>
+                          <w:rFonts w:hint="cs"/>
+                          <w:sz w:val="16"/>
+                          <w:szCs w:val="16"/>
+                          <w:rtl/>
+                        </w:rPr>
+                        <w:t xml:space="preserve">25.2 לא ידוע </w:t>
+                      </w:r>
+                    </w:p>
+                    <w:p>
+                      <w:pPr>
+                        <w:shd w:val="clear" w:color="auto" w:fill="FFFFFF" w:themeFill="background1"/>
+                        <w:bidi/>
+                        <w:jc w:val="center"/>
+                        <w:rPr>
+                          <w:sz w:val="16"/>
+                          <w:szCs w:val="16"/>
+                          <w:rtl/>
+                        </w:rPr>
+                      </w:pPr>
+                      <w:r>
+                        <w:rPr>
+                          <w:rFonts w:hint="cs"/>
+                          <w:sz w:val="16"/>
+                          <w:szCs w:val="16"/>
+                          <w:rtl/>
+                        </w:rPr>
+                        <w:t>28.3 לא ידוע</w:t>
+                      </w:r>
+                    </w:p>
+                    <w:p>
+                      <w:pPr>
+                        <w:shd w:val="clear" w:color="auto" w:fill="FFFFFF" w:themeFill="background1"/>
+                        <w:bidi/>
+                        <w:jc w:val="center"/>
+                        <w:rPr>
+                          <w:sz w:val="16"/>
+                          <w:szCs w:val="16"/>
+                          <w:rtl/>
+                        </w:rPr>
+                      </w:pPr>
+                      <w:r>
+                        <w:rPr>
+                          <w:rFonts w:hint="cs"/>
+                          <w:sz w:val="16"/>
+                          <w:szCs w:val="16"/>
+                          <w:rtl/>
+                        </w:rPr>
+                        <w:t>29.4 לא ידוע</w:t>
+                      </w:r>
+                    </w:p>
+                    <w:p>
+                      <w:pPr>
+                        <w:shd w:val="clear" w:color="auto" w:fill="FFFFFF" w:themeFill="background1"/>
+                        <w:bidi/>
+                        <w:jc w:val="center"/>
+                        <w:rPr>
+                          <w:sz w:val="16"/>
+                          <w:szCs w:val="16"/>
+                          <w:rtl/>
+                        </w:rPr>
+                      </w:pPr>
+                      <w:r>
+                        <w:rPr>
+                          <w:rFonts w:hint="cs"/>
+                          <w:sz w:val="16"/>
+                          <w:szCs w:val="16"/>
+                          <w:rtl/>
+                        </w:rPr>
+                        <w:t>20.5 לא ידוע</w:t>
+                      </w:r>
+                    </w:p>
+                    <w:p>
+                      <w:pPr>
+                        <w:shd w:val="clear" w:color="auto" w:fill="FFFFFF" w:themeFill="background1"/>
+                        <w:bidi/>
+                        <w:jc w:val="center"/>
+                        <w:rPr>
+                          <w:rFonts w:hint="cs"/>
+                          <w:sz w:val="16"/>
+                          <w:szCs w:val="16"/>
+                          <w:rtl/>
+                        </w:rPr>
+                      </w:pPr>
+                      <w:r>
+                        <w:rPr>
+                          <w:rFonts w:hint="cs"/>
+                          <w:sz w:val="16"/>
+                          <w:szCs w:val="16"/>
+                          <w:rtl/>
+                        </w:rPr>
+                        <w:t>3.6 לא ידוע</w:t>
+                      </w:r>
+                    </w:p>
+                    <w:p>
+                      <w:pPr>
+                        <w:shd w:val="clear" w:color="auto" w:fill="FFFFFF" w:themeFill="background1"/>
+                        <w:bidi/>
+                        <w:jc w:val="center"/>
+                        <w:rPr>
+                          <w:rFonts w:hint="cs"/>
+                          <w:sz w:val="16"/>
+                          <w:szCs w:val="16"/>
+                          <w:rtl/>
+                        </w:rPr>
+                      </w:pPr>
+                    </w:p>
+                  </w:txbxContent>
+                </v:textbox>
+                <w10:wrap type="square"/>
+              </v:rect>
+            </w:pict>
+          </mc:Fallback>
+        </mc:AlternateContent>
       </w:r>
     </w:p>
     <w:p>
       <w:pPr>
+        <w:pStyle w:val="a9"/>
         <w:bidi/>
-        <w:rPr>
-          <w:sz w:val="28"/>
-          <w:szCs w:val="28"/>
-          <w:rtl/>
-        </w:rPr>
-      </w:pPr>
-    </w:p>
-    <w:p>
-      <w:pPr>
-        <w:pStyle w:val="a9"/>
-        <w:numPr>
-          <w:ilvl w:val="0"/>
-          <w:numId w:val="2"/>
-        </w:numPr>
-        <w:bidi/>
-        <w:rPr>
-          <w:sz w:val="28"/>
-          <w:szCs w:val="28"/>
-        </w:rPr>
-      </w:pPr>
-      <w:r>
         <w:rPr>
           <w:rFonts w:hint="cs"/>
           <w:sz w:val="28"/>
           <w:szCs w:val="28"/>
           <w:rtl/>
         </w:rPr>
-        <w:t>הצעת חוק מספר 1</w:t>
-      </w:r>
-    </w:p>
-    <w:p>
-      <w:pPr>
-        <w:bidi/>
+      </w:pPr>
+      <w:r>
         <w:rPr>
+          <w:noProof/>
           <w:sz w:val="28"/>
           <w:szCs w:val="28"/>
         </w:rPr>
-      </w:pPr>
-    </w:p>
-    <w:p>
-      <w:pPr>
-        <w:bidi/>
-        <w:rPr>
-          <w:sz w:val="24"/>
-          <w:szCs w:val="24"/>
-        </w:rPr>
-      </w:pPr>
-    </w:p>
-    <w:p>
-      <w:pPr>
-        <w:bidi/>
-        <w:jc w:val="center"/>
-        <w:rPr>
-          <w:sz w:val="36"/>
-          <w:szCs w:val="36"/>
-          <w:rtl/>
-        </w:rPr>
-      </w:pPr>
-      <w:r>
-        <w:rPr>
-          <w:rFonts w:hint="cs"/>
-          <w:sz w:val="36"/>
-          <w:szCs w:val="36"/>
-          <w:rtl/>
-        </w:rPr>
-        <w:t>הודעות חשובות</w:t>
+        <mc:AlternateContent>
+          <mc:Choice Requires="wps">
+            <w:drawing>
+              <wp:anchor distT="0" distB="0" distL="114300" distR="114300" simplePos="0" relativeHeight="251670528" behindDoc="0" locked="0" layoutInCell="1" allowOverlap="1" wp14:anchorId="4D34A46D" wp14:editId="7C00AD54">
+                <wp:simplePos x="0" y="0"/>
+                <wp:positionH relativeFrom="margin">
+                  <wp:align>left</wp:align>
+                </wp:positionH>
+                <wp:positionV relativeFrom="paragraph">
+                  <wp:posOffset>3735070</wp:posOffset>
+                </wp:positionV>
+                <wp:extent cx="3855720" cy="3759200"/>
+                <wp:effectExtent l="0" t="0" r="11430" b="12700"/>
+                <wp:wrapNone/>
+                <wp:docPr id="1476731799" name="מלבן 2"/>
+                <wp:cNvGraphicFramePr/>
+                <a:graphic xmlns:a="http://schemas.openxmlformats.org/drawingml/2006/main">
+                  <a:graphicData uri="http://schemas.microsoft.com/office/word/2010/wordprocessingShape">
+                    <wps:wsp>
+                      <wps:cNvSpPr/>
+                      <wps:spPr>
+                        <a:xfrm>
+                          <a:off x="0" y="0"/>
+                          <a:ext cx="3855720" cy="3759200"/>
+                        </a:xfrm>
+                        <a:prstGeom prst="rect">
+                          <a:avLst/>
+                        </a:prstGeom>
+                        <a:solidFill>
+                          <a:schemeClr val="bg1"/>
+                        </a:solidFill>
+                      </wps:spPr>
+                      <wps:style>
+                        <a:lnRef idx="2">
+                          <a:schemeClr val="dk1">
+                            <a:shade val="15000"/>
+                          </a:schemeClr>
+                        </a:lnRef>
+                        <a:fillRef idx="1">
+                          <a:schemeClr val="dk1"/>
+                        </a:fillRef>
+                        <a:effectRef idx="0">
+                          <a:schemeClr val="dk1"/>
+                        </a:effectRef>
+                        <a:fontRef idx="minor">
+                          <a:schemeClr val="lt1"/>
+                        </a:fontRef>
+                      </wps:style>
+                      <wps:txbx>
+                        <w:txbxContent>
+                          <w:p>
+                            <w:pPr>
+                              <w:pBdr>
+                                <w:bottom w:val="single" w:sz="6" w:space="1" w:color="auto"/>
+                              </w:pBdr>
+                              <w:bidi/>
+                              <w:jc w:val="center"/>
+                              <w:rPr>
+                                <w:color w:val="000000" w:themeColor="text1"/>
+                                <w:rtl/>
+                              </w:rPr>
+                            </w:pPr>
+                            <w:r>
+                              <w:rPr>
+                                <w:rFonts w:hint="cs"/>
+                                <w:color w:val="000000" w:themeColor="text1"/>
+                                <w:rtl/>
+                              </w:rPr>
+                              <w:t xml:space="preserve">כתבה מספר </w:t>
+                            </w:r>
+                            <w:r>
+                              <w:rPr>
+                                <w:rFonts w:hint="cs"/>
+                                <w:color w:val="000000" w:themeColor="text1"/>
+                                <w:rtl/>
+                              </w:rPr>
+                              <w:t>2</w:t>
+                            </w:r>
+                            <w:r>
+                              <w:rPr>
+                                <w:rFonts w:hint="cs"/>
+                                <w:color w:val="000000" w:themeColor="text1"/>
+                                <w:rtl/>
+                              </w:rPr>
+                              <w:t>:</w:t>
+                            </w:r>
+                          </w:p>
+                          <w:p>
+                            <w:pPr>
+                              <w:bidi/>
+                              <w:jc w:val="center"/>
+                              <w:rPr>
+                                <w:rFonts w:hint="cs"/>
+                                <w:color w:val="000000" w:themeColor="text1"/>
+                                <w:rtl/>
+                              </w:rPr>
+                            </w:pPr>
+                            <w:r>
+                              <w:rPr>
+                                <w:rFonts w:hint="cs"/>
+                                <w:color w:val="000000" w:themeColor="text1"/>
+                                <w:rtl/>
+                              </w:rPr>
+                              <w:t>כתבה רנדומלית אל משהו רנדומלי</w:t>
+                            </w:r>
+                          </w:p>
+                        </w:txbxContent>
+                      </wps:txbx>
+                      <wps:bodyPr rot="0" spcFirstLastPara="0" vertOverflow="overflow" horzOverflow="overflow" vert="horz" wrap="square" lIns="91440" tIns="45720" rIns="91440" bIns="45720" numCol="1" spcCol="0" rtlCol="0" fromWordArt="0" anchor="t" anchorCtr="0" forceAA="0" compatLnSpc="1">
+                        <a:prstTxWarp prst="textNoShape">
+                          <a:avLst/>
+                        </a:prstTxWarp>
+                        <a:noAutofit/>
+                      </wps:bodyPr>
+                    </wps:wsp>
+                  </a:graphicData>
+                </a:graphic>
+                <wp14:sizeRelH relativeFrom="margin">
+                  <wp14:pctWidth>0</wp14:pctWidth>
+                </wp14:sizeRelH>
+                <wp14:sizeRelV relativeFrom="margin">
+                  <wp14:pctHeight>0</wp14:pctHeight>
+                </wp14:sizeRelV>
+              </wp:anchor>
+            </w:drawing>
+          </mc:Choice>
+          <mc:Fallback>
+            <w:pict>
+              <v:rect w14:anchorId="4D34A46D" id="_x0000_s1028" style="position:absolute;left:0;text-align:left;margin-left:0;margin-top:294.1pt;width:303.6pt;height:296pt;z-index:251670528;visibility:visible;mso-wrap-style:square;mso-width-percent:0;mso-height-percent:0;mso-wrap-distance-left:9pt;mso-wrap-distance-top:0;mso-wrap-distance-right:9pt;mso-wrap-distance-bottom:0;mso-position-horizontal:left;mso-position-horizontal-relative:margin;mso-position-vertical:absolute;mso-position-vertical-relative:text;mso-width-percent:0;mso-height-percent:0;mso-width-relative:margin;mso-height-relative:margin;v-text-anchor:top" o:gfxdata="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" fillcolor="white [3212]" strokecolor="black [480]" strokeweight="1pt">
+                <v:textbox>
+                  <w:txbxContent>
+                    <w:p>
+                      <w:pPr>
+                        <w:pBdr>
+                          <w:bottom w:val="single" w:sz="6" w:space="1" w:color="auto"/>
+                        </w:pBdr>
+                        <w:bidi/>
+                        <w:jc w:val="center"/>
+                        <w:rPr>
+                          <w:color w:val="000000" w:themeColor="text1"/>
+                          <w:rtl/>
+                        </w:rPr>
+                      </w:pPr>
+                      <w:r>
+                        <w:rPr>
+                          <w:rFonts w:hint="cs"/>
+                          <w:color w:val="000000" w:themeColor="text1"/>
+                          <w:rtl/>
+                        </w:rPr>
+                        <w:t xml:space="preserve">כתבה מספר </w:t>
+                      </w:r>
+                      <w:r>
+                        <w:rPr>
+                          <w:rFonts w:hint="cs"/>
+                          <w:color w:val="000000" w:themeColor="text1"/>
+                          <w:rtl/>
+                        </w:rPr>
+                        <w:t>2</w:t>
+                      </w:r>
+                      <w:r>
+                        <w:rPr>
+                          <w:rFonts w:hint="cs"/>
+                          <w:color w:val="000000" w:themeColor="text1"/>
+                          <w:rtl/>
+                        </w:rPr>
+                        <w:t>:</w:t>
+                      </w:r>
+                    </w:p>
+                    <w:p>
+                      <w:pPr>
+                        <w:bidi/>
+                        <w:jc w:val="center"/>
+                        <w:rPr>
+                          <w:rFonts w:hint="cs"/>
+                          <w:color w:val="000000" w:themeColor="text1"/>
+                          <w:rtl/>
+                        </w:rPr>
+                      </w:pPr>
+                      <w:r>
+                        <w:rPr>
+                          <w:rFonts w:hint="cs"/>
+                          <w:color w:val="000000" w:themeColor="text1"/>
+                          <w:rtl/>
+                        </w:rPr>
+                        <w:t>כתבה רנדומלית אל משהו רנדומלי</w:t>
+                      </w:r>
+                    </w:p>
+                  </w:txbxContent>
+                </v:textbox>
+                <w10:wrap anchorx="margin"/>
+              </v:rect>
+            </w:pict>
+          </mc:Fallback>
+        </mc:AlternateContent>
       </w:r>
       <w:r>
         <w:rPr>
-          <w:rFonts w:hint="cs"/>
-          <w:sz w:val="36"/>
-          <w:szCs w:val="36"/>
-          <w:rtl/>
-        </w:rPr>
-        <w:t>:</w:t>
-      </w:r>
-    </w:p>
-    <w:p>
-      <w:pPr>
-        <w:pStyle w:val="a9"/>
-        <w:numPr>
-          <w:ilvl w:val="0"/>
-          <w:numId w:val="3"/>
-        </w:numPr>
-        <w:bidi/>
-        <w:rPr>
+          <w:noProof/>
           <w:sz w:val="28"/>
           <w:szCs w:val="28"/>
         </w:rPr>
-      </w:pPr>
-      <w:r>
-        <w:rPr>
-          <w:rFonts w:hint="cs"/>
-          <w:sz w:val="28"/>
-          <w:szCs w:val="28"/>
-          <w:rtl/>
-        </w:rPr>
-        <w:t>הודעה חשובה</w:t>
+        <mc:AlternateContent>
+          <mc:Choice Requires="wps">
+            <w:drawing>
+              <wp:anchor distT="0" distB="0" distL="114300" distR="114300" simplePos="0" relativeHeight="251668480" behindDoc="0" locked="0" layoutInCell="1" allowOverlap="1" wp14:anchorId="095908AB" wp14:editId="1A3AF344">
+                <wp:simplePos x="0" y="0"/>
+                <wp:positionH relativeFrom="column">
+                  <wp:posOffset>4037965</wp:posOffset>
+                </wp:positionH>
+                <wp:positionV relativeFrom="paragraph">
+                  <wp:posOffset>7292975</wp:posOffset>
+                </wp:positionV>
+                <wp:extent cx="1922145" cy="203200"/>
+                <wp:effectExtent l="0" t="0" r="20955" b="25400"/>
+                <wp:wrapNone/>
+                <wp:docPr id="854369194" name="מלבן 3"/>
+                <wp:cNvGraphicFramePr/>
+                <a:graphic xmlns:a="http://schemas.openxmlformats.org/drawingml/2006/main">
+                  <a:graphicData uri="http://schemas.microsoft.com/office/word/2010/wordprocessingShape">
+                    <wps:wsp>
+                      <wps:cNvSpPr/>
+                      <wps:spPr>
+                        <a:xfrm>
+                          <a:off x="0" y="0"/>
+                          <a:ext cx="1922145" cy="203200"/>
+                        </a:xfrm>
+                        <a:prstGeom prst="rect">
+                          <a:avLst/>
+                        </a:prstGeom>
+                        <a:solidFill>
+                          <a:schemeClr val="bg1"/>
+                        </a:solidFill>
+                      </wps:spPr>
+                      <wps:style>
+                        <a:lnRef idx="2">
+                          <a:schemeClr val="accent1">
+                            <a:shade val="15000"/>
+                          </a:schemeClr>
+                        </a:lnRef>
+                        <a:fillRef idx="1">
+                          <a:schemeClr val="accent1"/>
+                        </a:fillRef>
+                        <a:effectRef idx="0">
+                          <a:schemeClr val="accent1"/>
+                        </a:effectRef>
+                        <a:fontRef idx="minor">
+                          <a:schemeClr val="lt1"/>
+                        </a:fontRef>
+                      </wps:style>
+                      <wps:txbx>
+                        <w:txbxContent>
+                          <w:p>
+                            <w:pPr>
+                              <w:jc w:val="center"/>
+                              <w:rPr>
+                                <w:rFonts w:hint="cs"/>
+                                <w:color w:val="000000" w:themeColor="text1"/>
+                                <w:sz w:val="12"/>
+                                <w:szCs w:val="12"/>
+                              </w:rPr>
+                            </w:pPr>
+                            <w:r>
+                              <w:rPr>
+                                <w:color w:val="000000" w:themeColor="text1"/>
+                                <w:sz w:val="12"/>
+                                <w:szCs w:val="12"/>
+                              </w:rPr>
+                              <w:t>***@hhds.org.il</w:t>
+                            </w:r>
+                          </w:p>
+                        </w:txbxContent>
+                      </wps:txbx>
+                      <wps:bodyPr rot="0" spcFirstLastPara="0" vertOverflow="overflow" horzOverflow="overflow" vert="horz" wrap="square" lIns="91440" tIns="45720" rIns="91440" bIns="45720" numCol="1" spcCol="0" rtlCol="0" fromWordArt="0" anchor="ctr" anchorCtr="0" forceAA="0" compatLnSpc="1">
+                        <a:prstTxWarp prst="textNoShape">
+                          <a:avLst/>
+                        </a:prstTxWarp>
+                        <a:noAutofit/>
+                      </wps:bodyPr>
+                    </wps:wsp>
+                  </a:graphicData>
+                </a:graphic>
+                <wp14:sizeRelH relativeFrom="margin">
+                  <wp14:pctWidth>0</wp14:pctWidth>
+                </wp14:sizeRelH>
+                <wp14:sizeRelV relativeFrom="margin">
+                  <wp14:pctHeight>0</wp14:pctHeight>
+                </wp14:sizeRelV>
+              </wp:anchor>
+            </w:drawing>
+          </mc:Choice>
+          <mc:Fallback>
+            <w:pict>
+              <v:rect w14:anchorId="095908AB" id="_x0000_s1029" style="position:absolute;left:0;text-align:left;margin-left:317.95pt;margin-top:574.25pt;width:151.35pt;height:16pt;z-index:251668480;visibility:visible;mso-wrap-style:square;mso-width-percent:0;mso-height-percent:0;mso-wrap-distance-left:9pt;mso-wrap-distance-top:0;mso-wrap-distance-right:9pt;mso-wrap-distance-bottom:0;mso-position-horizontal:absolute;mso-position-horizontal-relative:text;mso-position-vertical:absolute;mso-position-vertical-relative:text;mso-width-percent:0;mso-height-percent:0;mso-width-relative:margin;mso-height-relative:margin;v-text-anchor:middle" o:gfxdata="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" fillcolor="white [3212]" strokecolor="#030e13 [484]" strokeweight="1pt">
+                <v:textbox>
+                  <w:txbxContent>
+                    <w:p>
+                      <w:pPr>
+                        <w:jc w:val="center"/>
+                        <w:rPr>
+                          <w:rFonts w:hint="cs"/>
+                          <w:color w:val="000000" w:themeColor="text1"/>
+                          <w:sz w:val="12"/>
+                          <w:szCs w:val="12"/>
+                        </w:rPr>
+                      </w:pPr>
+                      <w:r>
+                        <w:rPr>
+                          <w:color w:val="000000" w:themeColor="text1"/>
+                          <w:sz w:val="12"/>
+                          <w:szCs w:val="12"/>
+                        </w:rPr>
+                        <w:t>***@hhds.org.il</w:t>
+                      </w:r>
+                    </w:p>
+                  </w:txbxContent>
+                </v:textbox>
+              </v:rect>
+            </w:pict>
+          </mc:Fallback>
+        </mc:AlternateContent>
       </w:r>
       <w:r>
         <w:rPr>
-          <w:rFonts w:hint="cs"/>
-          <w:sz w:val="28"/>
-          <w:szCs w:val="28"/>
-          <w:rtl/>
-        </w:rPr>
-        <w:t xml:space="preserve"> מספר 1</w:t>
-      </w:r>
-    </w:p>
-    <w:p>
-      <w:pPr>
-        <w:bidi/>
-        <w:rPr>
+          <w:noProof/>
           <w:sz w:val="28"/>
           <w:szCs w:val="28"/>
         </w:rPr>
-      </w:pPr>
-    </w:p>
-    <w:p>
-      <w:pPr>
-        <w:bidi/>
-        <w:rPr>
-          <w:sz w:val="24"/>
-          <w:szCs w:val="24"/>
-        </w:rPr>
-      </w:pPr>
-    </w:p>
-    <w:p>
-      <w:pPr>
-        <w:bidi/>
-        <w:jc w:val="center"/>
-        <w:rPr>
-          <w:sz w:val="36"/>
-          <w:szCs w:val="36"/>
-          <w:rtl/>
-        </w:rPr>
-      </w:pPr>
-      <w:r>
-        <w:rPr>
-          <w:rFonts w:hint="cs"/>
-          <w:sz w:val="36"/>
-          <w:szCs w:val="36"/>
-          <w:rtl/>
-        </w:rPr>
-        <w:t>דבר התלמידים</w:t>
+        <mc:AlternateContent>
+          <mc:Choice Requires="wps">
+            <w:drawing>
+              <wp:anchor distT="0" distB="0" distL="114300" distR="114300" simplePos="0" relativeHeight="251664384" behindDoc="0" locked="0" layoutInCell="1" allowOverlap="1" wp14:anchorId="4242E300" wp14:editId="534839AB">
+                <wp:simplePos x="0" y="0"/>
+                <wp:positionH relativeFrom="column">
+                  <wp:posOffset>4038600</wp:posOffset>
+                </wp:positionH>
+                <wp:positionV relativeFrom="paragraph">
+                  <wp:posOffset>2248535</wp:posOffset>
+                </wp:positionV>
+                <wp:extent cx="1922145" cy="2519045"/>
+                <wp:effectExtent l="0" t="0" r="20955" b="14605"/>
+                <wp:wrapNone/>
+                <wp:docPr id="1498239857" name="מלבן 3"/>
+                <wp:cNvGraphicFramePr/>
+                <a:graphic xmlns:a="http://schemas.openxmlformats.org/drawingml/2006/main">
+                  <a:graphicData uri="http://schemas.microsoft.com/office/word/2010/wordprocessingShape">
+                    <wps:wsp>
+                      <wps:cNvSpPr/>
+                      <wps:spPr>
+                        <a:xfrm>
+                          <a:off x="0" y="0"/>
+                          <a:ext cx="1922145" cy="2519045"/>
+                        </a:xfrm>
+                        <a:prstGeom prst="rect">
+                          <a:avLst/>
+                        </a:prstGeom>
+                        <a:noFill/>
+                      </wps:spPr>
+                      <wps:style>
+                        <a:lnRef idx="2">
+                          <a:schemeClr val="accent1">
+                            <a:shade val="15000"/>
+                          </a:schemeClr>
+                        </a:lnRef>
+                        <a:fillRef idx="1">
+                          <a:schemeClr val="accent1"/>
+                        </a:fillRef>
+                        <a:effectRef idx="0">
+                          <a:schemeClr val="accent1"/>
+                        </a:effectRef>
+                        <a:fontRef idx="minor">
+                          <a:schemeClr val="lt1"/>
+                        </a:fontRef>
+                      </wps:style>
+                      <wps:txbx>
+                        <w:txbxContent>
+                          <w:p>
+                            <w:pPr>
+                              <w:pBdr>
+                                <w:bottom w:val="single" w:sz="6" w:space="1" w:color="auto"/>
+                              </w:pBdr>
+                              <w:shd w:val="clear" w:color="auto" w:fill="FFFFFF" w:themeFill="background1"/>
+                              <w:bidi/>
+                              <w:jc w:val="center"/>
+                            </w:pPr>
+                            <w:r>
+                              <w:rPr>
+                                <w:rFonts w:hint="cs"/>
+                                <w:rtl/>
+                              </w:rPr>
+                              <w:t>אירועים קרובים</w:t>
+                            </w:r>
+                            <w:r>
+                              <w:rPr>
+                                <w:rFonts w:hint="cs"/>
+                                <w:rtl/>
+                              </w:rPr>
+                              <w:t>:</w:t>
+                            </w:r>
+                          </w:p>
+                          <w:p>
+                            <w:pPr>
+                              <w:shd w:val="clear" w:color="auto" w:fill="FFFFFF" w:themeFill="background1"/>
+                              <w:bidi/>
+                              <w:jc w:val="center"/>
+                              <w:rPr>
+                                <w:rFonts w:hint="cs"/>
+                                <w:sz w:val="16"/>
+                                <w:szCs w:val="16"/>
+                                <w:rtl/>
+                              </w:rPr>
+                            </w:pPr>
+                            <w:r>
+                              <w:rPr>
+                                <w:rFonts w:hint="cs"/>
+                                <w:sz w:val="16"/>
+                                <w:szCs w:val="16"/>
+                                <w:rtl/>
+                              </w:rPr>
+                              <w:t xml:space="preserve">טקס כלשהו </w:t>
+                            </w:r>
+                            <w:r>
+                              <w:rPr>
+                                <w:sz w:val="16"/>
+                                <w:szCs w:val="16"/>
+                                <w:rtl/>
+                              </w:rPr>
+                              <w:t>–</w:t>
+                            </w:r>
+                            <w:r>
+                              <w:rPr>
+                                <w:rFonts w:hint="cs"/>
+                                <w:sz w:val="16"/>
+                                <w:szCs w:val="16"/>
+                                <w:rtl/>
+                              </w:rPr>
+                              <w:t xml:space="preserve"> </w:t>
+                            </w:r>
+                            <w:r>
+                              <w:rPr>
+                                <w:sz w:val="16"/>
+                                <w:szCs w:val="16"/>
+                              </w:rPr>
+                              <w:t>XX/XX</w:t>
+                            </w:r>
+                          </w:p>
+                          <w:p>
+                            <w:pPr>
+                              <w:shd w:val="clear" w:color="auto" w:fill="FFFFFF" w:themeFill="background1"/>
+                              <w:bidi/>
+                              <w:jc w:val="center"/>
+                              <w:rPr>
+                                <w:rFonts w:hint="cs"/>
+                                <w:sz w:val="16"/>
+                                <w:szCs w:val="16"/>
+                                <w:rtl/>
+                              </w:rPr>
+                            </w:pPr>
+                            <w:r>
+                              <w:rPr>
+                                <w:rFonts w:hint="cs"/>
+                                <w:sz w:val="16"/>
+                                <w:szCs w:val="16"/>
+                                <w:rtl/>
+                              </w:rPr>
+                              <w:t xml:space="preserve">טקס כלשהו </w:t>
+                            </w:r>
+                            <w:r>
+                              <w:rPr>
+                                <w:sz w:val="16"/>
+                                <w:szCs w:val="16"/>
+                                <w:rtl/>
+                              </w:rPr>
+                              <w:t>–</w:t>
+                            </w:r>
+                            <w:r>
+                              <w:rPr>
+                                <w:rFonts w:hint="cs"/>
+                                <w:sz w:val="16"/>
+                                <w:szCs w:val="16"/>
+                                <w:rtl/>
+                              </w:rPr>
+                              <w:t xml:space="preserve"> </w:t>
+                            </w:r>
+                            <w:r>
+                              <w:rPr>
+                                <w:sz w:val="16"/>
+                                <w:szCs w:val="16"/>
+                              </w:rPr>
+                              <w:t>XX/XX</w:t>
+                            </w:r>
+                          </w:p>
+                          <w:p>
+                            <w:pPr>
+                              <w:shd w:val="clear" w:color="auto" w:fill="FFFFFF" w:themeFill="background1"/>
+                              <w:bidi/>
+                              <w:jc w:val="center"/>
+                              <w:rPr>
+                                <w:rFonts w:hint="cs"/>
+                                <w:sz w:val="16"/>
+                                <w:szCs w:val="16"/>
+                                <w:rtl/>
+                              </w:rPr>
+                            </w:pPr>
+                            <w:r>
+                              <w:rPr>
+                                <w:rFonts w:hint="cs"/>
+                                <w:sz w:val="16"/>
+                                <w:szCs w:val="16"/>
+                                <w:rtl/>
+                              </w:rPr>
+                              <w:t xml:space="preserve">טקס כלשהו </w:t>
+                            </w:r>
+                            <w:r>
+                              <w:rPr>
+                                <w:sz w:val="16"/>
+                                <w:szCs w:val="16"/>
+                                <w:rtl/>
+                              </w:rPr>
+                              <w:t>–</w:t>
+                            </w:r>
+                            <w:r>
+                              <w:rPr>
+                                <w:rFonts w:hint="cs"/>
+                                <w:sz w:val="16"/>
+                                <w:szCs w:val="16"/>
+                                <w:rtl/>
+                              </w:rPr>
+                              <w:t xml:space="preserve"> </w:t>
+                            </w:r>
+                            <w:r>
+                              <w:rPr>
+                                <w:sz w:val="16"/>
+                                <w:szCs w:val="16"/>
+                              </w:rPr>
+                              <w:t>XX/XX</w:t>
+                            </w:r>
+                          </w:p>
+                          <w:p>
+                            <w:pPr>
+                              <w:shd w:val="clear" w:color="auto" w:fill="FFFFFF" w:themeFill="background1"/>
+                              <w:bidi/>
+                              <w:jc w:val="center"/>
+                              <w:rPr>
+                                <w:rFonts w:hint="cs"/>
+                                <w:sz w:val="16"/>
+                                <w:szCs w:val="16"/>
+                                <w:rtl/>
+                              </w:rPr>
+                            </w:pPr>
+                            <w:r>
+                              <w:rPr>
+                                <w:rFonts w:hint="cs"/>
+                                <w:sz w:val="16"/>
+                                <w:szCs w:val="16"/>
+                                <w:rtl/>
+                              </w:rPr>
+                              <w:t xml:space="preserve">טקס כלשהו </w:t>
+                            </w:r>
+                            <w:r>
+                              <w:rPr>
+                                <w:sz w:val="16"/>
+                                <w:szCs w:val="16"/>
+                                <w:rtl/>
+                              </w:rPr>
+                              <w:t>–</w:t>
+                            </w:r>
+                            <w:r>
+                              <w:rPr>
+                                <w:rFonts w:hint="cs"/>
+                                <w:sz w:val="16"/>
+                                <w:szCs w:val="16"/>
+                                <w:rtl/>
+                              </w:rPr>
+                              <w:t xml:space="preserve"> </w:t>
+                            </w:r>
+                            <w:r>
+                              <w:rPr>
+                                <w:sz w:val="16"/>
+                                <w:szCs w:val="16"/>
+                              </w:rPr>
+                              <w:t>XX/XX</w:t>
+                            </w:r>
+                          </w:p>
+                          <w:p>
+                            <w:pPr>
+                              <w:shd w:val="clear" w:color="auto" w:fill="FFFFFF" w:themeFill="background1"/>
+                              <w:bidi/>
+                              <w:jc w:val="center"/>
+                              <w:rPr>
+                                <w:rFonts w:hint="cs"/>
+                                <w:sz w:val="16"/>
+                                <w:szCs w:val="16"/>
+                                <w:rtl/>
+                              </w:rPr>
+                            </w:pPr>
+                            <w:r>
+                              <w:rPr>
+                                <w:rFonts w:hint="cs"/>
+                                <w:sz w:val="16"/>
+                                <w:szCs w:val="16"/>
+                                <w:rtl/>
+                              </w:rPr>
+                              <w:t xml:space="preserve">טקס כלשהו </w:t>
+                            </w:r>
+                            <w:r>
+                              <w:rPr>
+                                <w:sz w:val="16"/>
+                                <w:szCs w:val="16"/>
+                                <w:rtl/>
+                              </w:rPr>
+                              <w:t>–</w:t>
+                            </w:r>
+                            <w:r>
+                              <w:rPr>
+                                <w:rFonts w:hint="cs"/>
+                                <w:sz w:val="16"/>
+                                <w:szCs w:val="16"/>
+                                <w:rtl/>
+                              </w:rPr>
+                              <w:t xml:space="preserve"> </w:t>
+                            </w:r>
+                            <w:r>
+                              <w:rPr>
+                                <w:sz w:val="16"/>
+                                <w:szCs w:val="16"/>
+                              </w:rPr>
+                              <w:t>XX/XX</w:t>
+                            </w:r>
+                          </w:p>
+                          <w:p>
+                            <w:pPr>
+                              <w:shd w:val="clear" w:color="auto" w:fill="FFFFFF" w:themeFill="background1"/>
+                              <w:bidi/>
+                              <w:jc w:val="center"/>
+                              <w:rPr>
+                                <w:rFonts w:hint="cs"/>
+                                <w:sz w:val="16"/>
+                                <w:szCs w:val="16"/>
+                                <w:rtl/>
+                              </w:rPr>
+                            </w:pPr>
+                            <w:r>
+                              <w:rPr>
+                                <w:rFonts w:hint="cs"/>
+                                <w:sz w:val="16"/>
+                                <w:szCs w:val="16"/>
+                                <w:rtl/>
+                              </w:rPr>
+                              <w:t xml:space="preserve">אירוע שקיעה </w:t>
+                            </w:r>
+                            <w:r>
+                              <w:rPr>
+                                <w:sz w:val="16"/>
+                                <w:szCs w:val="16"/>
+                                <w:rtl/>
+                              </w:rPr>
+                              <w:t>–</w:t>
+                            </w:r>
+                            <w:r>
+                              <w:rPr>
+                                <w:rFonts w:hint="cs"/>
+                                <w:sz w:val="16"/>
+                                <w:szCs w:val="16"/>
+                                <w:rtl/>
+                              </w:rPr>
+                              <w:t xml:space="preserve"> </w:t>
+                            </w:r>
+                            <w:r>
+                              <w:rPr>
+                                <w:sz w:val="16"/>
+                                <w:szCs w:val="16"/>
+                              </w:rPr>
+                              <w:t>XX/XX</w:t>
+                            </w:r>
+                          </w:p>
+                          <w:p>
+                            <w:pPr>
+                              <w:jc w:val="center"/>
+                            </w:pPr>
+                          </w:p>
+                        </w:txbxContent>
+                      </wps:txbx>
+                      <wps:bodyPr rot="0" spcFirstLastPara="0" vertOverflow="overflow" horzOverflow="overflow" vert="horz" wrap="square" lIns="91440" tIns="45720" rIns="91440" bIns="45720" numCol="1" spcCol="0" rtlCol="0" fromWordArt="0" anchor="t" anchorCtr="0" forceAA="0" compatLnSpc="1">
+                        <a:prstTxWarp prst="textNoShape">
+                          <a:avLst/>
+                        </a:prstTxWarp>
+                        <a:noAutofit/>
+                      </wps:bodyPr>
+                    </wps:wsp>
+                  </a:graphicData>
+                </a:graphic>
+                <wp14:sizeRelH relativeFrom="margin">
+                  <wp14:pctWidth>0</wp14:pctWidth>
+                </wp14:sizeRelH>
+              </wp:anchor>
+            </w:drawing>
+          </mc:Choice>
+          <mc:Fallback>
+            <w:pict>
+              <v:rect w14:anchorId="4242E300" id="_x0000_s1030" style="position:absolute;left:0;text-align:left;margin-left:318pt;margin-top:177.05pt;width:151.35pt;height:198.35pt;z-index:251664384;visibility:visible;mso-wrap-style:square;mso-width-percent:0;mso-wrap-distance-left:9pt;mso-wrap-distance-top:0;mso-wrap-distance-right:9pt;mso-wrap-distance-bottom:0;mso-position-horizontal:absolute;mso-position-horizontal-relative:text;mso-position-vertical:absolute;mso-position-vertical-relative:text;mso-width-percent:0;mso-width-relative:margin;v-text-anchor:top" o:gfxdata="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" filled="f" strokecolor="#030e13 [484]" strokeweight="1pt">
+                <v:textbox>
+                  <w:txbxContent>
+                    <w:p>
+                      <w:pPr>
+                        <w:pBdr>
+                          <w:bottom w:val="single" w:sz="6" w:space="1" w:color="auto"/>
+                        </w:pBdr>
+                        <w:shd w:val="clear" w:color="auto" w:fill="FFFFFF" w:themeFill="background1"/>
+                        <w:bidi/>
+                        <w:jc w:val="center"/>
+                      </w:pPr>
+                      <w:r>
+                        <w:rPr>
+                          <w:rFonts w:hint="cs"/>
+                          <w:rtl/>
+                        </w:rPr>
+                        <w:t>אירועים קרובים</w:t>
+                      </w:r>
+                      <w:r>
+                        <w:rPr>
+                          <w:rFonts w:hint="cs"/>
+                          <w:rtl/>
+                        </w:rPr>
+                        <w:t>:</w:t>
+                      </w:r>
+                    </w:p>
+                    <w:p>
+                      <w:pPr>
+                        <w:shd w:val="clear" w:color="auto" w:fill="FFFFFF" w:themeFill="background1"/>
+                        <w:bidi/>
+                        <w:jc w:val="center"/>
+                        <w:rPr>
+                          <w:rFonts w:hint="cs"/>
+                          <w:sz w:val="16"/>
+                          <w:szCs w:val="16"/>
+                          <w:rtl/>
+                        </w:rPr>
+                      </w:pPr>
+                      <w:r>
+                        <w:rPr>
+                          <w:rFonts w:hint="cs"/>
+                          <w:sz w:val="16"/>
+                          <w:szCs w:val="16"/>
+                          <w:rtl/>
+                        </w:rPr>
+                        <w:t xml:space="preserve">טקס כלשהו </w:t>
+                      </w:r>
+                      <w:r>
+                        <w:rPr>
+                          <w:sz w:val="16"/>
+                          <w:szCs w:val="16"/>
+                          <w:rtl/>
+                        </w:rPr>
+                        <w:t>–</w:t>
+                      </w:r>
+                      <w:r>
+                        <w:rPr>
+                          <w:rFonts w:hint="cs"/>
+                          <w:sz w:val="16"/>
+                          <w:szCs w:val="16"/>
+                          <w:rtl/>
+                        </w:rPr>
+                        <w:t xml:space="preserve"> </w:t>
+                      </w:r>
+                      <w:r>
+                        <w:rPr>
+                          <w:sz w:val="16"/>
+                          <w:szCs w:val="16"/>
+                        </w:rPr>
+                        <w:t>XX/XX</w:t>
+                      </w:r>
+                    </w:p>
+                    <w:p>
+                      <w:pPr>
+                        <w:shd w:val="clear" w:color="auto" w:fill="FFFFFF" w:themeFill="background1"/>
+                        <w:bidi/>
+                        <w:jc w:val="center"/>
+                        <w:rPr>
+                          <w:rFonts w:hint="cs"/>
+                          <w:sz w:val="16"/>
+                          <w:szCs w:val="16"/>
+                          <w:rtl/>
+                        </w:rPr>
+                      </w:pPr>
+                      <w:r>
+                        <w:rPr>
+                          <w:rFonts w:hint="cs"/>
+                          <w:sz w:val="16"/>
+                          <w:szCs w:val="16"/>
+                          <w:rtl/>
+                        </w:rPr>
+                        <w:t xml:space="preserve">טקס כלשהו </w:t>
+                      </w:r>
+                      <w:r>
+                        <w:rPr>
+                          <w:sz w:val="16"/>
+                          <w:szCs w:val="16"/>
+                          <w:rtl/>
+                        </w:rPr>
+                        <w:t>–</w:t>
+                      </w:r>
+                      <w:r>
+                        <w:rPr>
+                          <w:rFonts w:hint="cs"/>
+                          <w:sz w:val="16"/>
+                          <w:szCs w:val="16"/>
+                          <w:rtl/>
+                        </w:rPr>
+                        <w:t xml:space="preserve"> </w:t>
+                      </w:r>
+                      <w:r>
+                        <w:rPr>
+                          <w:sz w:val="16"/>
+                          <w:szCs w:val="16"/>
+                        </w:rPr>
+                        <w:t>XX/XX</w:t>
+                      </w:r>
+                    </w:p>
+                    <w:p>
+                      <w:pPr>
+                        <w:shd w:val="clear" w:color="auto" w:fill="FFFFFF" w:themeFill="background1"/>
+                        <w:bidi/>
+                        <w:jc w:val="center"/>
+                        <w:rPr>
+                          <w:rFonts w:hint="cs"/>
+                          <w:sz w:val="16"/>
+                          <w:szCs w:val="16"/>
+                          <w:rtl/>
+                        </w:rPr>
+                      </w:pPr>
+                      <w:r>
+                        <w:rPr>
+                          <w:rFonts w:hint="cs"/>
+                          <w:sz w:val="16"/>
+                          <w:szCs w:val="16"/>
+                          <w:rtl/>
+                        </w:rPr>
+                        <w:t xml:space="preserve">טקס כלשהו </w:t>
+                      </w:r>
+                      <w:r>
+                        <w:rPr>
+                          <w:sz w:val="16"/>
+                          <w:szCs w:val="16"/>
+                          <w:rtl/>
+                        </w:rPr>
+                        <w:t>–</w:t>
+                      </w:r>
+                      <w:r>
+                        <w:rPr>
+                          <w:rFonts w:hint="cs"/>
+                          <w:sz w:val="16"/>
+                          <w:szCs w:val="16"/>
+                          <w:rtl/>
+                        </w:rPr>
+                        <w:t xml:space="preserve"> </w:t>
+                      </w:r>
+                      <w:r>
+                        <w:rPr>
+                          <w:sz w:val="16"/>
+                          <w:szCs w:val="16"/>
+                        </w:rPr>
+                        <w:t>XX/XX</w:t>
+                      </w:r>
+                    </w:p>
+                    <w:p>
+                      <w:pPr>
+                        <w:shd w:val="clear" w:color="auto" w:fill="FFFFFF" w:themeFill="background1"/>
+                        <w:bidi/>
+                        <w:jc w:val="center"/>
+                        <w:rPr>
+                          <w:rFonts w:hint="cs"/>
+                          <w:sz w:val="16"/>
+                          <w:szCs w:val="16"/>
+                          <w:rtl/>
+                        </w:rPr>
+                      </w:pPr>
+                      <w:r>
+                        <w:rPr>
+                          <w:rFonts w:hint="cs"/>
+                          <w:sz w:val="16"/>
+                          <w:szCs w:val="16"/>
+                          <w:rtl/>
+                        </w:rPr>
+                        <w:t xml:space="preserve">טקס כלשהו </w:t>
+                      </w:r>
+                      <w:r>
+                        <w:rPr>
+                          <w:sz w:val="16"/>
+                          <w:szCs w:val="16"/>
+                          <w:rtl/>
+                        </w:rPr>
+                        <w:t>–</w:t>
+                      </w:r>
+                      <w:r>
+                        <w:rPr>
+                          <w:rFonts w:hint="cs"/>
+                          <w:sz w:val="16"/>
+                          <w:szCs w:val="16"/>
+                          <w:rtl/>
+                        </w:rPr>
+                        <w:t xml:space="preserve"> </w:t>
+                      </w:r>
+                      <w:r>
+                        <w:rPr>
+                          <w:sz w:val="16"/>
+                          <w:szCs w:val="16"/>
+                        </w:rPr>
+                        <w:t>XX/XX</w:t>
+                      </w:r>
+                    </w:p>
+                    <w:p>
+                      <w:pPr>
+                        <w:shd w:val="clear" w:color="auto" w:fill="FFFFFF" w:themeFill="background1"/>
+                        <w:bidi/>
+                        <w:jc w:val="center"/>
+                        <w:rPr>
+                          <w:rFonts w:hint="cs"/>
+                          <w:sz w:val="16"/>
+                          <w:szCs w:val="16"/>
+                          <w:rtl/>
+                        </w:rPr>
+                      </w:pPr>
+                      <w:r>
+                        <w:rPr>
+                          <w:rFonts w:hint="cs"/>
+                          <w:sz w:val="16"/>
+                          <w:szCs w:val="16"/>
+                          <w:rtl/>
+                        </w:rPr>
+                        <w:t xml:space="preserve">טקס כלשהו </w:t>
+                      </w:r>
+                      <w:r>
+                        <w:rPr>
+                          <w:sz w:val="16"/>
+                          <w:szCs w:val="16"/>
+                          <w:rtl/>
+                        </w:rPr>
+                        <w:t>–</w:t>
+                      </w:r>
+                      <w:r>
+                        <w:rPr>
+                          <w:rFonts w:hint="cs"/>
+                          <w:sz w:val="16"/>
+                          <w:szCs w:val="16"/>
+                          <w:rtl/>
+                        </w:rPr>
+                        <w:t xml:space="preserve"> </w:t>
+                      </w:r>
+                      <w:r>
+                        <w:rPr>
+                          <w:sz w:val="16"/>
+                          <w:szCs w:val="16"/>
+                        </w:rPr>
+                        <w:t>XX/XX</w:t>
+                      </w:r>
+                    </w:p>
+                    <w:p>
+                      <w:pPr>
+                        <w:shd w:val="clear" w:color="auto" w:fill="FFFFFF" w:themeFill="background1"/>
+                        <w:bidi/>
+                        <w:jc w:val="center"/>
+                        <w:rPr>
+                          <w:rFonts w:hint="cs"/>
+                          <w:sz w:val="16"/>
+                          <w:szCs w:val="16"/>
+                          <w:rtl/>
+                        </w:rPr>
+                      </w:pPr>
+                      <w:r>
+                        <w:rPr>
+                          <w:rFonts w:hint="cs"/>
+                          <w:sz w:val="16"/>
+                          <w:szCs w:val="16"/>
+                          <w:rtl/>
+                        </w:rPr>
+                        <w:t xml:space="preserve">אירוע שקיעה </w:t>
+                      </w:r>
+                      <w:r>
+                        <w:rPr>
+                          <w:sz w:val="16"/>
+                          <w:szCs w:val="16"/>
+                          <w:rtl/>
+                        </w:rPr>
+                        <w:t>–</w:t>
+                      </w:r>
+                      <w:r>
+                        <w:rPr>
+                          <w:rFonts w:hint="cs"/>
+                          <w:sz w:val="16"/>
+                          <w:szCs w:val="16"/>
+                          <w:rtl/>
+                        </w:rPr>
+                        <w:t xml:space="preserve"> </w:t>
+                      </w:r>
+                      <w:r>
+                        <w:rPr>
+                          <w:sz w:val="16"/>
+                          <w:szCs w:val="16"/>
+                        </w:rPr>
+                        <w:t>XX/XX</w:t>
+                      </w:r>
+                    </w:p>
+                    <w:p>
+                      <w:pPr>
+                        <w:jc w:val="center"/>
+                      </w:pPr>
+                    </w:p>
+                  </w:txbxContent>
+                </v:textbox>
+              </v:rect>
+            </w:pict>
+          </mc:Fallback>
+        </mc:AlternateContent>
       </w:r>
       <w:r>
         <w:rPr>
-          <w:rFonts w:hint="cs"/>
-          <w:sz w:val="36"/>
-          <w:szCs w:val="36"/>
-          <w:rtl/>
-        </w:rPr>
-        <w:t>:</w:t>
-      </w:r>
-    </w:p>
-    <w:p>
-      <w:pPr>
-        <w:pStyle w:val="a9"/>
-        <w:numPr>
-          <w:ilvl w:val="0"/>
-          <w:numId w:val="4"/>
-        </w:numPr>
-        <w:bidi/>
-        <w:rPr>
+          <w:noProof/>
           <w:sz w:val="28"/>
           <w:szCs w:val="28"/>
         </w:rPr>
-      </w:pPr>
-      <w:r>
-        <w:rPr>
-          <w:rFonts w:hint="cs"/>
-          <w:sz w:val="28"/>
-          <w:szCs w:val="28"/>
-          <w:rtl/>
-        </w:rPr>
-        <w:t>הודעה מהתלמידים</w:t>
-      </w:r>
-      <w:r>
-        <w:rPr>
-          <w:rFonts w:hint="cs"/>
-          <w:sz w:val="28"/>
-          <w:szCs w:val="28"/>
-          <w:rtl/>
-        </w:rPr>
-        <w:t xml:space="preserve"> מספר 1</w:t>
+        <mc:AlternateContent>
+          <mc:Choice Requires="wps">
+            <w:drawing>
+              <wp:anchor distT="0" distB="0" distL="114300" distR="114300" simplePos="0" relativeHeight="251666432" behindDoc="0" locked="0" layoutInCell="1" allowOverlap="1" wp14:anchorId="1E8F331A" wp14:editId="32270EB1">
+                <wp:simplePos x="0" y="0"/>
+                <wp:positionH relativeFrom="column">
+                  <wp:posOffset>4038600</wp:posOffset>
+                </wp:positionH>
+                <wp:positionV relativeFrom="paragraph">
+                  <wp:posOffset>4771390</wp:posOffset>
+                </wp:positionV>
+                <wp:extent cx="1922145" cy="2519363"/>
+                <wp:effectExtent l="0" t="0" r="20955" b="14605"/>
+                <wp:wrapNone/>
+                <wp:docPr id="2015165504" name="מלבן 3"/>
+                <wp:cNvGraphicFramePr/>
+                <a:graphic xmlns:a="http://schemas.openxmlformats.org/drawingml/2006/main">
+                  <a:graphicData uri="http://schemas.microsoft.com/office/word/2010/wordprocessingShape">
+                    <wps:wsp>
+                      <wps:cNvSpPr/>
+                      <wps:spPr>
+                        <a:xfrm>
+                          <a:off x="0" y="0"/>
+                          <a:ext cx="1922145" cy="2519363"/>
+                        </a:xfrm>
+                        <a:prstGeom prst="rect">
+                          <a:avLst/>
+                        </a:prstGeom>
+                        <a:noFill/>
+                      </wps:spPr>
+                      <wps:style>
+                        <a:lnRef idx="2">
+                          <a:schemeClr val="accent1">
+                            <a:shade val="15000"/>
+                          </a:schemeClr>
+                        </a:lnRef>
+                        <a:fillRef idx="1">
+                          <a:schemeClr val="accent1"/>
+                        </a:fillRef>
+                        <a:effectRef idx="0">
+                          <a:schemeClr val="accent1"/>
+                        </a:effectRef>
+                        <a:fontRef idx="minor">
+                          <a:schemeClr val="lt1"/>
+                        </a:fontRef>
+                      </wps:style>
+                      <wps:txbx>
+                        <w:txbxContent>
+                          <w:p>
+                            <w:pPr>
+                              <w:pBdr>
+                                <w:bottom w:val="single" w:sz="6" w:space="1" w:color="auto"/>
+                              </w:pBdr>
+                              <w:shd w:val="clear" w:color="auto" w:fill="FFFFFF" w:themeFill="background1"/>
+                              <w:bidi/>
+                              <w:jc w:val="center"/>
+                            </w:pPr>
+                            <w:r>
+                              <w:rPr>
+                                <w:rFonts w:hint="cs"/>
+                                <w:rtl/>
+                              </w:rPr>
+                              <w:t>דבר התלמידים</w:t>
+                            </w:r>
+                            <w:r>
+                              <w:rPr>
+                                <w:rFonts w:hint="cs"/>
+                                <w:rtl/>
+                              </w:rPr>
+                              <w:t>:</w:t>
+                            </w:r>
+                          </w:p>
+                          <w:p>
+                            <w:pPr>
+                              <w:shd w:val="clear" w:color="auto" w:fill="FFFFFF" w:themeFill="background1"/>
+                              <w:bidi/>
+                              <w:jc w:val="center"/>
+                              <w:rPr>
+                                <w:sz w:val="16"/>
+                                <w:szCs w:val="16"/>
+                                <w:rtl/>
+                              </w:rPr>
+                            </w:pPr>
+                            <w:r>
+                              <w:rPr>
+                                <w:rFonts w:hint="cs"/>
+                                <w:sz w:val="16"/>
+                                <w:szCs w:val="16"/>
+                                <w:rtl/>
+                              </w:rPr>
+                              <w:t xml:space="preserve">תלמידי כיתה י </w:t>
+                            </w:r>
+                            <w:r>
+                              <w:rPr>
+                                <w:sz w:val="16"/>
+                                <w:szCs w:val="16"/>
+                                <w:rtl/>
+                              </w:rPr>
+                              <w:t>–</w:t>
+                            </w:r>
+                            <w:r>
+                              <w:rPr>
+                                <w:rFonts w:hint="cs"/>
+                                <w:sz w:val="16"/>
+                                <w:szCs w:val="16"/>
+                                <w:rtl/>
+                              </w:rPr>
+                              <w:t xml:space="preserve"> מוסרים לכם שלום</w:t>
+                            </w:r>
+                          </w:p>
+                          <w:p>
+                            <w:pPr>
+                              <w:shd w:val="clear" w:color="auto" w:fill="FFFFFF" w:themeFill="background1"/>
+                              <w:bidi/>
+                              <w:jc w:val="center"/>
+                              <w:rPr>
+                                <w:rFonts w:hint="cs"/>
+                                <w:sz w:val="16"/>
+                                <w:szCs w:val="16"/>
+                                <w:rtl/>
+                              </w:rPr>
+                            </w:pPr>
+                            <w:r>
+                              <w:rPr>
+                                <w:rFonts w:hint="cs"/>
+                                <w:sz w:val="16"/>
+                                <w:szCs w:val="16"/>
+                                <w:rtl/>
+                              </w:rPr>
+                              <w:t xml:space="preserve">תלמדי וועדת </w:t>
+                            </w:r>
+                            <w:r>
+                              <w:rPr>
+                                <w:sz w:val="16"/>
+                                <w:szCs w:val="16"/>
+                              </w:rPr>
+                              <w:t>X</w:t>
+                            </w:r>
+                            <w:r>
+                              <w:rPr>
+                                <w:rFonts w:hint="cs"/>
+                                <w:sz w:val="16"/>
+                                <w:szCs w:val="16"/>
+                                <w:rtl/>
+                              </w:rPr>
+                              <w:t xml:space="preserve"> </w:t>
+                            </w:r>
+                            <w:r>
+                              <w:rPr>
+                                <w:sz w:val="16"/>
+                                <w:szCs w:val="16"/>
+                                <w:rtl/>
+                              </w:rPr>
+                              <w:t>–</w:t>
+                            </w:r>
+                            <w:r>
+                              <w:rPr>
+                                <w:rFonts w:hint="cs"/>
+                                <w:sz w:val="16"/>
+                                <w:szCs w:val="16"/>
+                                <w:rtl/>
+                              </w:rPr>
+                              <w:t xml:space="preserve"> גם מוסרים לכם שלום</w:t>
+                            </w:r>
+                          </w:p>
+                          <w:p>
+                            <w:pPr>
+                              <w:shd w:val="clear" w:color="auto" w:fill="FFFFFF" w:themeFill="background1"/>
+                              <w:bidi/>
+                              <w:jc w:val="center"/>
+                              <w:rPr>
+                                <w:rFonts w:hint="cs"/>
+                                <w:sz w:val="16"/>
+                                <w:szCs w:val="16"/>
+                                <w:rtl/>
+                              </w:rPr>
+                            </w:pPr>
+                          </w:p>
+                          <w:p>
+                            <w:pPr>
+                              <w:jc w:val="center"/>
+                            </w:pPr>
+                          </w:p>
+                        </w:txbxContent>
+                      </wps:txbx>
+                      <wps:bodyPr rot="0" spcFirstLastPara="0" vertOverflow="overflow" horzOverflow="overflow" vert="horz" wrap="square" lIns="91440" tIns="45720" rIns="91440" bIns="45720" numCol="1" spcCol="0" rtlCol="0" fromWordArt="0" anchor="t" anchorCtr="0" forceAA="0" compatLnSpc="1">
+                        <a:prstTxWarp prst="textNoShape">
+                          <a:avLst/>
+                        </a:prstTxWarp>
+                        <a:noAutofit/>
+                      </wps:bodyPr>
+                    </wps:wsp>
+                  </a:graphicData>
+                </a:graphic>
+                <wp14:sizeRelH relativeFrom="margin">
+                  <wp14:pctWidth>0</wp14:pctWidth>
+                </wp14:sizeRelH>
+              </wp:anchor>
+            </w:drawing>
+          </mc:Choice>
+          <mc:Fallback>
+            <w:pict>
+              <v:rect w14:anchorId="1E8F331A" id="_x0000_s1031" style="position:absolute;left:0;text-align:left;margin-left:318pt;margin-top:375.7pt;width:151.35pt;height:198.4pt;z-index:251666432;visibility:visible;mso-wrap-style:square;mso-width-percent:0;mso-wrap-distance-left:9pt;mso-wrap-distance-top:0;mso-wrap-distance-right:9pt;mso-wrap-distance-bottom:0;mso-position-horizontal:absolute;mso-position-horizontal-relative:text;mso-position-vertical:absolute;mso-position-vertical-relative:text;mso-width-percent:0;mso-width-relative:margin;v-text-anchor:top" o:gfxdata="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" filled="f" strokecolor="#030e13 [484]" strokeweight="1pt">
+                <v:textbox>
+                  <w:txbxContent>
+                    <w:p>
+                      <w:pPr>
+                        <w:pBdr>
+                          <w:bottom w:val="single" w:sz="6" w:space="1" w:color="auto"/>
+                        </w:pBdr>
+                        <w:shd w:val="clear" w:color="auto" w:fill="FFFFFF" w:themeFill="background1"/>
+                        <w:bidi/>
+                        <w:jc w:val="center"/>
+                      </w:pPr>
+                      <w:r>
+                        <w:rPr>
+                          <w:rFonts w:hint="cs"/>
+                          <w:rtl/>
+                        </w:rPr>
+                        <w:t>דבר התלמידים</w:t>
+                      </w:r>
+                      <w:r>
+                        <w:rPr>
+                          <w:rFonts w:hint="cs"/>
+                          <w:rtl/>
+                        </w:rPr>
+                        <w:t>:</w:t>
+                      </w:r>
+                    </w:p>
+                    <w:p>
+                      <w:pPr>
+                        <w:shd w:val="clear" w:color="auto" w:fill="FFFFFF" w:themeFill="background1"/>
+                        <w:bidi/>
+                        <w:jc w:val="center"/>
+                        <w:rPr>
+                          <w:sz w:val="16"/>
+                          <w:szCs w:val="16"/>
+                          <w:rtl/>
+                        </w:rPr>
+                      </w:pPr>
+                      <w:r>
+                        <w:rPr>
+                          <w:rFonts w:hint="cs"/>
+                          <w:sz w:val="16"/>
+                          <w:szCs w:val="16"/>
+                          <w:rtl/>
+                        </w:rPr>
+                        <w:t xml:space="preserve">תלמידי כיתה י </w:t>
+                      </w:r>
+                      <w:r>
+                        <w:rPr>
+                          <w:sz w:val="16"/>
+                          <w:szCs w:val="16"/>
+                          <w:rtl/>
+                        </w:rPr>
+                        <w:t>–</w:t>
+                      </w:r>
+                      <w:r>
+                        <w:rPr>
+                          <w:rFonts w:hint="cs"/>
+                          <w:sz w:val="16"/>
+                          <w:szCs w:val="16"/>
+                          <w:rtl/>
+                        </w:rPr>
+                        <w:t xml:space="preserve"> מוסרים לכם שלום</w:t>
+                      </w:r>
+                    </w:p>
+                    <w:p>
+                      <w:pPr>
+                        <w:shd w:val="clear" w:color="auto" w:fill="FFFFFF" w:themeFill="background1"/>
+                        <w:bidi/>
+                        <w:jc w:val="center"/>
+                        <w:rPr>
+                          <w:rFonts w:hint="cs"/>
+                          <w:sz w:val="16"/>
+                          <w:szCs w:val="16"/>
+                          <w:rtl/>
+                        </w:rPr>
+                      </w:pPr>
+                      <w:r>
+                        <w:rPr>
+                          <w:rFonts w:hint="cs"/>
+                          <w:sz w:val="16"/>
+                          <w:szCs w:val="16"/>
+                          <w:rtl/>
+                        </w:rPr>
+                        <w:t xml:space="preserve">תלמדי וועדת </w:t>
+                      </w:r>
+                      <w:r>
+                        <w:rPr>
+                          <w:sz w:val="16"/>
+                          <w:szCs w:val="16"/>
+                        </w:rPr>
+                        <w:t>X</w:t>
+                      </w:r>
+                      <w:r>
+                        <w:rPr>
+                          <w:rFonts w:hint="cs"/>
+                          <w:sz w:val="16"/>
+                          <w:szCs w:val="16"/>
+                          <w:rtl/>
+                        </w:rPr>
+                        <w:t xml:space="preserve"> </w:t>
+                      </w:r>
+                      <w:r>
+                        <w:rPr>
+                          <w:sz w:val="16"/>
+                          <w:szCs w:val="16"/>
+                          <w:rtl/>
+                        </w:rPr>
+                        <w:t>–</w:t>
+                      </w:r>
+                      <w:r>
+                        <w:rPr>
+                          <w:rFonts w:hint="cs"/>
+                          <w:sz w:val="16"/>
+                          <w:szCs w:val="16"/>
+                          <w:rtl/>
+                        </w:rPr>
+                        <w:t xml:space="preserve"> גם מוסרים לכם שלום</w:t>
+                      </w:r>
+                    </w:p>
+                    <w:p>
+                      <w:pPr>
+                        <w:shd w:val="clear" w:color="auto" w:fill="FFFFFF" w:themeFill="background1"/>
+                        <w:bidi/>
+                        <w:jc w:val="center"/>
+                        <w:rPr>
+                          <w:rFonts w:hint="cs"/>
+                          <w:sz w:val="16"/>
+                          <w:szCs w:val="16"/>
+                          <w:rtl/>
+                        </w:rPr>
+                      </w:pPr>
+                    </w:p>
+                    <w:p>
+                      <w:pPr>
+                        <w:jc w:val="center"/>
+                      </w:pPr>
+                    </w:p>
+                  </w:txbxContent>
+                </v:textbox>
+              </v:rect>
+            </w:pict>
+          </mc:Fallback>
+        </mc:AlternateContent>
       </w:r>
     </w:p>
     <w:sectPr>
